--- a/20260831_Mod_0802.docx
+++ b/20260831_Mod_0802.docx
@@ -22,12 +22,24 @@
         <w:rPr>
           <w:b/>
         </w:rPr>
-        <w:t>CONTEXT</w:t>
+        <w:t>CONTEXT &amp; MOTIVATION</w:t>
       </w:r>
     </w:p>
     <w:p>
       <w:r>
-        <w:t>In the previous analysis session, the LASSO Model 2 (demographic + stroke info + comorbidities + acute complications + NIHSS out, WITHOUT functional T1 variables) demonstrated poor predictive performance. Two new models have been added to systematically evaluate the contribution of functional T1 assessment variables (with vs. without gait speed imputation) when combined with the stroke neurological predictor set. The original poor-performing Model 2 is retained at the end (Model 6) as a reference/sensitivity model.</w:t>
+        <w:t xml:space="preserve">In the previous analysis session, the LASSO Model 2 (demographic + stroke info + comorbidities + acute complications + NIHSS out, WITHOUT any functional T1 variables) demonstrated poor predictive performance (CV R²=0.2442, MAE=119.57 m). This confirms that the stroke-neurological information set alone has very limited prognostic value for discharge walking endurance, and that functional T1 assessments (balance, gait speed, ADL) are the dominant predictive signal. </w:t>
+        <w:br/>
+        <w:br/>
+        <w:t>Two new models have been added to systematically evaluate the marginal contribution of gait speed imputation within the comprehensive neurological predictor set:</w:t>
+        <w:br/>
+        <w:t xml:space="preserve">  • Model 2 (CPANM-GS): stroke-neurological + functional T1 WITH Gait_Speed_1_Imputed  → CV R²=0.5154</w:t>
+        <w:br/>
+        <w:t xml:space="preserve">  • Model 3 (CPANM-NGS): stroke-neurological + functional T1 WITHOUT gait speed  → CV R²=0.5041</w:t>
+        <w:br/>
+        <w:t xml:space="preserve">  • Delta R² attributable to imputed gait speed: +0.0113 (about 2.2% relative improvement)</w:t>
+        <w:br/>
+        <w:br/>
+        <w:t>The original poor-performing model is retained as Model 6 (reference/sensitivity) with CV R²=0.2442.</w:t>
       </w:r>
     </w:p>
     <w:p/>
@@ -36,7 +48,7 @@
         <w:rPr>
           <w:b/>
         </w:rPr>
-        <w:t>NEW MODEL NUMBERING</w:t>
+        <w:t>NEW MODEL NUMBERING WITH ACTUAL RESULTS</w:t>
       </w:r>
     </w:p>
     <w:tbl>
@@ -46,15 +58,17 @@
         <w:tblLook w:firstColumn="1" w:firstRow="1" w:lastColumn="0" w:lastRow="0" w:noHBand="0" w:noVBand="1" w:val="04A0"/>
       </w:tblPr>
       <w:tblGrid>
-        <w:gridCol w:w="2160"/>
-        <w:gridCol w:w="2160"/>
-        <w:gridCol w:w="2160"/>
-        <w:gridCol w:w="2160"/>
+        <w:gridCol w:w="1440"/>
+        <w:gridCol w:w="1440"/>
+        <w:gridCol w:w="1440"/>
+        <w:gridCol w:w="1440"/>
+        <w:gridCol w:w="1440"/>
+        <w:gridCol w:w="1440"/>
       </w:tblGrid>
       <w:tr>
         <w:tc>
           <w:tcPr>
-            <w:tcW w:type="dxa" w:w="2160"/>
+            <w:tcW w:type="dxa" w:w="1440"/>
           </w:tcPr>
           <w:p>
             <w:r>
@@ -67,7 +81,7 @@
         </w:tc>
         <w:tc>
           <w:tcPr>
-            <w:tcW w:type="dxa" w:w="2160"/>
+            <w:tcW w:type="dxa" w:w="1440"/>
           </w:tcPr>
           <w:p>
             <w:r>
@@ -80,20 +94,46 @@
         </w:tc>
         <w:tc>
           <w:tcPr>
-            <w:tcW w:type="dxa" w:w="2160"/>
+            <w:tcW w:type="dxa" w:w="1440"/>
           </w:tcPr>
           <w:p>
             <w:r>
               <w:rPr>
                 <w:b/>
               </w:rPr>
-              <w:t>Description</w:t>
+              <w:t>Predictors</w:t>
             </w:r>
           </w:p>
         </w:tc>
         <w:tc>
           <w:tcPr>
-            <w:tcW w:type="dxa" w:w="2160"/>
+            <w:tcW w:type="dxa" w:w="1440"/>
+          </w:tcPr>
+          <w:p>
+            <w:r>
+              <w:rPr>
+                <w:b/>
+              </w:rPr>
+              <w:t>CV R²</w:t>
+            </w:r>
+          </w:p>
+        </w:tc>
+        <w:tc>
+          <w:tcPr>
+            <w:tcW w:type="dxa" w:w="1440"/>
+          </w:tcPr>
+          <w:p>
+            <w:r>
+              <w:rPr>
+                <w:b/>
+              </w:rPr>
+              <w:t>CV MAE (m)</w:t>
+            </w:r>
+          </w:p>
+        </w:tc>
+        <w:tc>
+          <w:tcPr>
+            <w:tcW w:type="dxa" w:w="1440"/>
           </w:tcPr>
           <w:p>
             <w:r>
@@ -108,7 +148,7 @@
       <w:tr>
         <w:tc>
           <w:tcPr>
-            <w:tcW w:type="dxa" w:w="2160"/>
+            <w:tcW w:type="dxa" w:w="1440"/>
           </w:tcPr>
           <w:p>
             <w:r>
@@ -118,27 +158,47 @@
         </w:tc>
         <w:tc>
           <w:tcPr>
-            <w:tcW w:type="dxa" w:w="2160"/>
+            <w:tcW w:type="dxa" w:w="1440"/>
           </w:tcPr>
           <w:p>
             <w:r>
-              <w:t>FAM / CAM</w:t>
+              <w:t>FAM</w:t>
             </w:r>
           </w:p>
         </w:tc>
         <w:tc>
           <w:tcPr>
-            <w:tcW w:type="dxa" w:w="2160"/>
+            <w:tcW w:type="dxa" w:w="1440"/>
           </w:tcPr>
           <w:p>
             <w:r>
-              <w:t>Demographic + functional T1 (with gait speed imputed)</w:t>
+              <w:t>Demographic + functional T1 (with gait speed)</w:t>
             </w:r>
           </w:p>
         </w:tc>
         <w:tc>
           <w:tcPr>
-            <w:tcW w:type="dxa" w:w="2160"/>
+            <w:tcW w:type="dxa" w:w="1440"/>
+          </w:tcPr>
+          <w:p>
+            <w:r>
+              <w:t>0.4906</w:t>
+            </w:r>
+          </w:p>
+        </w:tc>
+        <w:tc>
+          <w:tcPr>
+            <w:tcW w:type="dxa" w:w="1440"/>
+          </w:tcPr>
+          <w:p>
+            <w:r>
+              <w:t>95.07</w:t>
+            </w:r>
+          </w:p>
+        </w:tc>
+        <w:tc>
+          <w:tcPr>
+            <w:tcW w:type="dxa" w:w="1440"/>
           </w:tcPr>
           <w:p>
             <w:r>
@@ -150,17 +210,17 @@
       <w:tr>
         <w:tc>
           <w:tcPr>
-            <w:tcW w:type="dxa" w:w="2160"/>
+            <w:tcW w:type="dxa" w:w="1440"/>
           </w:tcPr>
           <w:p>
             <w:r>
-              <w:t>Model 2</w:t>
+              <w:t>Model 2 [NEW*]</w:t>
             </w:r>
           </w:p>
         </w:tc>
         <w:tc>
           <w:tcPr>
-            <w:tcW w:type="dxa" w:w="2160"/>
+            <w:tcW w:type="dxa" w:w="1440"/>
           </w:tcPr>
           <w:p>
             <w:r>
@@ -170,21 +230,41 @@
         </w:tc>
         <w:tc>
           <w:tcPr>
-            <w:tcW w:type="dxa" w:w="2160"/>
+            <w:tcW w:type="dxa" w:w="1440"/>
           </w:tcPr>
           <w:p>
             <w:r>
-              <w:t>Model 1 + stroke info + comorbidities + acute complications + NIHSS out + functional T1 WITH gait speed imputed</w:t>
+              <w:t>Model 1 predictors + stroke info + comorbidities + NIHSS + functional T1 WITH gait speed</w:t>
             </w:r>
           </w:p>
         </w:tc>
         <w:tc>
           <w:tcPr>
-            <w:tcW w:type="dxa" w:w="2160"/>
+            <w:tcW w:type="dxa" w:w="1440"/>
           </w:tcPr>
           <w:p>
             <w:r>
-              <w:t>Was Model 2 (CPANM) – clarify as 'with gait speed'</w:t>
+              <w:t>0.5154</w:t>
+            </w:r>
+          </w:p>
+        </w:tc>
+        <w:tc>
+          <w:tcPr>
+            <w:tcW w:type="dxa" w:w="1440"/>
+          </w:tcPr>
+          <w:p>
+            <w:r>
+              <w:t>92.05</w:t>
+            </w:r>
+          </w:p>
+        </w:tc>
+        <w:tc>
+          <w:tcPr>
+            <w:tcW w:type="dxa" w:w="1440"/>
+          </w:tcPr>
+          <w:p>
+            <w:r>
+              <w:t>Was CPANM; clarify gait speed included</w:t>
             </w:r>
           </w:p>
         </w:tc>
@@ -192,7 +272,7 @@
       <w:tr>
         <w:tc>
           <w:tcPr>
-            <w:tcW w:type="dxa" w:w="2160"/>
+            <w:tcW w:type="dxa" w:w="1440"/>
           </w:tcPr>
           <w:p>
             <w:r>
@@ -202,7 +282,7 @@
         </w:tc>
         <w:tc>
           <w:tcPr>
-            <w:tcW w:type="dxa" w:w="2160"/>
+            <w:tcW w:type="dxa" w:w="1440"/>
           </w:tcPr>
           <w:p>
             <w:r>
@@ -212,17 +292,37 @@
         </w:tc>
         <w:tc>
           <w:tcPr>
-            <w:tcW w:type="dxa" w:w="2160"/>
+            <w:tcW w:type="dxa" w:w="1440"/>
           </w:tcPr>
           <w:p>
             <w:r>
-              <w:t>Same as Model 2 but functional T1 WITHOUT gait speed imputed</w:t>
+              <w:t>Same as Model 2 but WITHOUT Gait_Speed_1_Imputed</w:t>
             </w:r>
           </w:p>
         </w:tc>
         <w:tc>
           <w:tcPr>
-            <w:tcW w:type="dxa" w:w="2160"/>
+            <w:tcW w:type="dxa" w:w="1440"/>
+          </w:tcPr>
+          <w:p>
+            <w:r>
+              <w:t>0.5041</w:t>
+            </w:r>
+          </w:p>
+        </w:tc>
+        <w:tc>
+          <w:tcPr>
+            <w:tcW w:type="dxa" w:w="1440"/>
+          </w:tcPr>
+          <w:p>
+            <w:r>
+              <w:t>92.95</w:t>
+            </w:r>
+          </w:p>
+        </w:tc>
+        <w:tc>
+          <w:tcPr>
+            <w:tcW w:type="dxa" w:w="1440"/>
           </w:tcPr>
           <w:p>
             <w:r>
@@ -234,7 +334,7 @@
       <w:tr>
         <w:tc>
           <w:tcPr>
-            <w:tcW w:type="dxa" w:w="2160"/>
+            <w:tcW w:type="dxa" w:w="1440"/>
           </w:tcPr>
           <w:p>
             <w:r>
@@ -244,27 +344,47 @@
         </w:tc>
         <w:tc>
           <w:tcPr>
-            <w:tcW w:type="dxa" w:w="2160"/>
+            <w:tcW w:type="dxa" w:w="1440"/>
           </w:tcPr>
           <w:p>
             <w:r>
-              <w:t>ERPM</w:t>
+              <w:t>RBE</w:t>
             </w:r>
           </w:p>
         </w:tc>
         <w:tc>
           <w:tcPr>
-            <w:tcW w:type="dxa" w:w="2160"/>
+            <w:tcW w:type="dxa" w:w="1440"/>
           </w:tcPr>
           <w:p>
             <w:r>
-              <w:t>Long-stay patients: admission variables + T1→T2 change</w:t>
+              <w:t>Demographic + BBS1 + gait speed (bedside)</w:t>
             </w:r>
           </w:p>
         </w:tc>
         <w:tc>
           <w:tcPr>
-            <w:tcW w:type="dxa" w:w="2160"/>
+            <w:tcW w:type="dxa" w:w="1440"/>
+          </w:tcPr>
+          <w:p>
+            <w:r>
+              <w:t>0.4836</w:t>
+            </w:r>
+          </w:p>
+        </w:tc>
+        <w:tc>
+          <w:tcPr>
+            <w:tcW w:type="dxa" w:w="1440"/>
+          </w:tcPr>
+          <w:p>
+            <w:r>
+              <w:t>95.35</w:t>
+            </w:r>
+          </w:p>
+        </w:tc>
+        <w:tc>
+          <w:tcPr>
+            <w:tcW w:type="dxa" w:w="1440"/>
           </w:tcPr>
           <w:p>
             <w:r>
@@ -276,7 +396,7 @@
       <w:tr>
         <w:tc>
           <w:tcPr>
-            <w:tcW w:type="dxa" w:w="2160"/>
+            <w:tcW w:type="dxa" w:w="1440"/>
           </w:tcPr>
           <w:p>
             <w:r>
@@ -286,27 +406,47 @@
         </w:tc>
         <w:tc>
           <w:tcPr>
-            <w:tcW w:type="dxa" w:w="2160"/>
+            <w:tcW w:type="dxa" w:w="1440"/>
           </w:tcPr>
           <w:p>
             <w:r>
-              <w:t>RBE</w:t>
+              <w:t>ERPM</w:t>
             </w:r>
           </w:p>
         </w:tc>
         <w:tc>
           <w:tcPr>
-            <w:tcW w:type="dxa" w:w="2160"/>
+            <w:tcW w:type="dxa" w:w="1440"/>
           </w:tcPr>
           <w:p>
             <w:r>
-              <w:t>4-variable bedside OLS: age, sex, BBS1, gait speed</w:t>
+              <w:t>Functional T1 + T1T2 improvement</w:t>
             </w:r>
           </w:p>
         </w:tc>
         <w:tc>
           <w:tcPr>
-            <w:tcW w:type="dxa" w:w="2160"/>
+            <w:tcW w:type="dxa" w:w="1440"/>
+          </w:tcPr>
+          <w:p>
+            <w:r>
+              <w:t>0.4931</w:t>
+            </w:r>
+          </w:p>
+        </w:tc>
+        <w:tc>
+          <w:tcPr>
+            <w:tcW w:type="dxa" w:w="1440"/>
+          </w:tcPr>
+          <w:p>
+            <w:r>
+              <w:t>94.12</w:t>
+            </w:r>
+          </w:p>
+        </w:tc>
+        <w:tc>
+          <w:tcPr>
+            <w:tcW w:type="dxa" w:w="1440"/>
           </w:tcPr>
           <w:p>
             <w:r>
@@ -318,7 +458,7 @@
       <w:tr>
         <w:tc>
           <w:tcPr>
-            <w:tcW w:type="dxa" w:w="2160"/>
+            <w:tcW w:type="dxa" w:w="1440"/>
           </w:tcPr>
           <w:p>
             <w:r>
@@ -328,7 +468,7 @@
         </w:tc>
         <w:tc>
           <w:tcPr>
-            <w:tcW w:type="dxa" w:w="2160"/>
+            <w:tcW w:type="dxa" w:w="1440"/>
           </w:tcPr>
           <w:p>
             <w:r>
@@ -338,17 +478,37 @@
         </w:tc>
         <w:tc>
           <w:tcPr>
-            <w:tcW w:type="dxa" w:w="2160"/>
+            <w:tcW w:type="dxa" w:w="1440"/>
           </w:tcPr>
           <w:p>
             <w:r>
-              <w:t>Never-walker logistic classifier (full cohort, N=633)</w:t>
+              <w:t>Never-walker logistic classifier (full cohort)</w:t>
             </w:r>
           </w:p>
         </w:tc>
         <w:tc>
           <w:tcPr>
-            <w:tcW w:type="dxa" w:w="2160"/>
+            <w:tcW w:type="dxa" w:w="1440"/>
+          </w:tcPr>
+          <w:p>
+            <w:r>
+              <w:t>N/A (AUC=0.8986)</w:t>
+            </w:r>
+          </w:p>
+        </w:tc>
+        <w:tc>
+          <w:tcPr>
+            <w:tcW w:type="dxa" w:w="1440"/>
+          </w:tcPr>
+          <w:p>
+            <w:r>
+              <w:t>N/A</w:t>
+            </w:r>
+          </w:p>
+        </w:tc>
+        <w:tc>
+          <w:tcPr>
+            <w:tcW w:type="dxa" w:w="1440"/>
           </w:tcPr>
           <w:p>
             <w:r>
@@ -357,14 +517,72 @@
           </w:p>
         </w:tc>
       </w:tr>
+      <w:tr>
+        <w:tc>
+          <w:tcPr>
+            <w:tcW w:type="dxa" w:w="1440"/>
+          </w:tcPr>
+          <w:p>
+            <w:r>
+              <w:t>Model 6 (ref)</w:t>
+            </w:r>
+          </w:p>
+        </w:tc>
+        <w:tc>
+          <w:tcPr>
+            <w:tcW w:type="dxa" w:w="1440"/>
+          </w:tcPr>
+          <w:p>
+            <w:r>
+              <w:t>PANM-only</w:t>
+            </w:r>
+          </w:p>
+        </w:tc>
+        <w:tc>
+          <w:tcPr>
+            <w:tcW w:type="dxa" w:w="1440"/>
+          </w:tcPr>
+          <w:p>
+            <w:r>
+              <w:t>Stroke info + comorbidities + NIHSS, NO functional T1</w:t>
+            </w:r>
+          </w:p>
+        </w:tc>
+        <w:tc>
+          <w:tcPr>
+            <w:tcW w:type="dxa" w:w="1440"/>
+          </w:tcPr>
+          <w:p>
+            <w:r>
+              <w:t>0.2442</w:t>
+            </w:r>
+          </w:p>
+        </w:tc>
+        <w:tc>
+          <w:tcPr>
+            <w:tcW w:type="dxa" w:w="1440"/>
+          </w:tcPr>
+          <w:p>
+            <w:r>
+              <w:t>119.57</w:t>
+            </w:r>
+          </w:p>
+        </w:tc>
+        <w:tc>
+          <w:tcPr>
+            <w:tcW w:type="dxa" w:w="1440"/>
+          </w:tcPr>
+          <w:p>
+            <w:r>
+              <w:t>Was old Model 2 (poor performer) – placed last</w:t>
+            </w:r>
+          </w:p>
+        </w:tc>
+      </w:tr>
     </w:tbl>
-    <w:p/>
     <w:p>
       <w:r>
-        <w:rPr>
-          <w:b/>
-        </w:rPr>
-        <w:t>MANUSCRIPT (MS) – ISSUES &amp; SUGGESTIONS</w:t>
+        <w:t>*Model 2 in the 20260831 analysis corresponds to the CPANM described in the current manuscript.</w:t>
       </w:r>
     </w:p>
     <w:p/>
@@ -373,12 +591,21 @@
         <w:rPr>
           <w:b/>
         </w:rPr>
-        <w:t>Location: TITLE</w:t>
+        <w:t>KEY INTERPRETIVE FINDING</w:t>
       </w:r>
     </w:p>
     <w:p>
       <w:r>
-        <w:t>Current text / issue: No change required.</w:t>
+        <w:t>Gait speed imputation adds only a modest increment in cross-validated R² (Δ=+0.011, from 0.5041 to 0.5154) when added to a model already containing comprehensive functional T1 assessments (BBS, BI, FuglUE, FuglSEN, etc.). This suggests:</w:t>
+        <w:br/>
+        <w:t xml:space="preserve">  1. The other functional T1 assessments partially capture the information content of gait speed.</w:t>
+        <w:br/>
+        <w:t xml:space="preserve">  2. Imputed gait speed (median imputation for non-ambulatory patients) may carry noise that limits its marginal contribution.</w:t>
+        <w:br/>
+        <w:t xml:space="preserve">  3. In resource-limited settings without formal gait speed measurement, the CPANM-NGS model (R²=0.5041) retains clinically adequate predictive accuracy.</w:t>
+        <w:br/>
+        <w:br/>
+        <w:t>Conversely, the original Model 2 (PANM-only, without functional T1) has dramatically lower performance (R²=0.2442), confirming that functional T1 variables are the primary predictive signal and stroke-neurological variables alone are insufficient.</w:t>
       </w:r>
     </w:p>
     <w:p/>
@@ -387,26 +614,7 @@
         <w:rPr>
           <w:b/>
         </w:rPr>
-        <w:t>Location: ABSTRACT – Methods sentence</w:t>
-      </w:r>
-    </w:p>
-    <w:p>
-      <w:r>
-        <w:t>Current text / issue: Currently reads: 'Model 1 (Comprehensive Admission Model [CAM], N=511); Model 2 (Post-Acute Neurological Model [PANM], N=511); Model 3 (Early Response Prediction Model [ERPM], N=271); Model 4 (Rapid Bedside Estimator [RBE], N=511); Model 5 (Non-Ambulatory Risk Classifier [NARC], N=633).'</w:t>
-      </w:r>
-    </w:p>
-    <w:p>
-      <w:r>
-        <w:rPr>
-          <w:b/>
-        </w:rPr>
-        <w:t xml:space="preserve">Suggested revision: </w:t>
-      </w:r>
-      <w:r>
-        <w:rPr>
-          <w:color w:val="0070C0"/>
-        </w:rPr>
-        <w:t>REVISION NEEDED: Insert new Model 3 (CPANM-NGS) and shift models 3→4, 4→5, 5→6. Also reconcile abbreviation: abstract uses 'PANM' but body text uses 'CPANM'. Standardize to 'CPANM' throughout. New text: 'Model 1 (Comprehensive Admission Model [CAM], N=511); Model 2 (Comprehensive Post-Acute Neurological Model with Gait Speed [CPANM-GS], N=511); Model 3 (Comprehensive Post-Acute Neurological Model without Gait Speed [CPANM-NGS], N=511); Model 4 (Early Response Prediction Model [ERPM], N=271); Model 5 (Rapid Bedside Estimator [RBE], N=511); Model 6 (Non-Ambulatory Risk Classifier [NARC], N=633).'</w:t>
+        <w:t>MANUSCRIPT (MS) – DETAILED ISSUES &amp; SUGGESTIONS</w:t>
       </w:r>
     </w:p>
     <w:p/>
@@ -415,26 +623,12 @@
         <w:rPr>
           <w:b/>
         </w:rPr>
-        <w:t>Location: ABSTRACT – Results sentence</w:t>
+        <w:t>▶ Location: TITLE</w:t>
       </w:r>
     </w:p>
     <w:p>
       <w:r>
-        <w:t>Current text / issue: Currently reads: 'Continuous 6MWT was predicted by Model 1 (R²=0.5333), Model 2 (R²=0.5554), and Model 3 (R²=0.5743; driven by early progress). Model 4 bedside OLS explained 50.82% of variance. Model 5 screened Day 1 never-walker risk with 79% accuracy and 89% sensitivity (AUC=0.8986).'</w:t>
-      </w:r>
-    </w:p>
-    <w:p>
-      <w:r>
-        <w:rPr>
-          <w:b/>
-        </w:rPr>
-        <w:t xml:space="preserve">Suggested revision: </w:t>
-      </w:r>
-      <w:r>
-        <w:rPr>
-          <w:color w:val="0070C0"/>
-        </w:rPr>
-        <w:t>REVISION NEEDED: Insert new Model 2 (CPANM-GS) and Model 3 (CPANM-NGS) R² values (to be filled from 20260831_LASSO_0802 output). Renumber: old Model 3 (ERPM) → Model 4, old Model 4 (RBE) → Model 5, old Model 5 (NARC) → Model 6. New text template: 'Continuous 6MWT was predicted by Model 1 (R²=0.5333), Model 2 (CPANM-GS, R²=[INSERT]), and Model 3 (CPANM-NGS, R²=[INSERT]). Model 4 (ERPM) explained R²=0.5743 driven by early progress. Model 5 bedside OLS explained 50.82% of variance. Model 6 screened Day 1 never-walker risk with 79% accuracy and 89% sensitivity (AUC=0.8986).'</w:t>
+        <w:t xml:space="preserve">  Issue: No change required. The title appropriately describes multivariable prediction models.</w:t>
       </w:r>
     </w:p>
     <w:p/>
@@ -443,12 +637,12 @@
         <w:rPr>
           <w:b/>
         </w:rPr>
-        <w:t>Location: ABBREVIATIONS section</w:t>
+        <w:t>▶ Location: ABSTRACT – Methods sentence (currently: Model 1 [CAM]… Model 2 [PANM]… Model 3 [ERPM]… Model 4 [RBE]… Model 5 [NARC])</w:t>
       </w:r>
     </w:p>
     <w:p>
       <w:r>
-        <w:t>Current text / issue: 'CPANM: Comprehensive Post-Acute Neurologic Model (Model 2)' and 'ERPM: Early Response Prediction Model (Model 3)' — model numbers will change.</w:t>
+        <w:t xml:space="preserve">  Issue: Three issues: (1) Incorrect abbreviation 'PANM' used here but 'CPANM' elsewhere — must standardize. (2) New Model 3 (CPANM-NGS) needs to be added. (3) Models 3→4, 4→5, 5→6.</w:t>
       </w:r>
     </w:p>
     <w:p>
@@ -456,13 +650,13 @@
         <w:rPr>
           <w:b/>
         </w:rPr>
-        <w:t xml:space="preserve">Suggested revision: </w:t>
+        <w:t xml:space="preserve">  Suggested revision: </w:t>
       </w:r>
       <w:r>
         <w:rPr>
           <w:color w:val="0070C0"/>
         </w:rPr>
-        <w:t>ADD 'CPANM-GS: Comprehensive Post-Acute Neurological Model with Gait Speed (Model 2)'; ADD 'CPANM-NGS: Comprehensive Post-Acute Neurological Model without Gait Speed (Model 3)'; UPDATE 'ERPM: … (Model 4)'; UPDATE 'RBE: … (Model 5)'; UPDATE 'NARC: … (Model 6)'. EDITORIAL NOTE: The current abbreviation list uses 'FcFAM' and 'FAM' inconsistently. Standardize to 'FAM' (Functional Admission Model) throughout.</w:t>
+        <w:t>REVISED TEXT: 'We developed a predictive suite (70/30% split; 5-fold cross-validation): Model 1 (Functional Admission Model [FAM], N=511); Model 2 (Comprehensive Post-Acute Neurological Model with Gait Speed [CPANM-GS], N=511); Model 3 (Comprehensive Post-Acute Neurological Model without Gait Speed [CPANM-NGS], N=511); Model 4 (Early Response Prediction Model [ERPM], N=271); Model 5 (Rapid Bedside Estimator [RBE], N=511); Model 6 (Non-Ambulatory Risk Classifier [NARC], N=633).'</w:t>
       </w:r>
     </w:p>
     <w:p/>
@@ -471,12 +665,12 @@
         <w:rPr>
           <w:b/>
         </w:rPr>
-        <w:t>Location: STATISTICAL ANALYSIS – Model 2 description (paragraph starting 'Analyses were performed…')</w:t>
+        <w:t>▶ Location: ABSTRACT – Results sentence (currently: Model 1 R²=0.5333, Model 2 R²=0.5554, Model 3 R²=0.5743, Model 4, Model 5)</w:t>
       </w:r>
     </w:p>
     <w:p>
       <w:r>
-        <w:t>Current text / issue: Current Model 2 (CPANM) definition: 'Model 1 plus stroke topology and etiology, baseline comorbidities, acute-phase treatments, acute ward complications, and specific acute discharge neurological impairments (NIHSS sub-items).' This is correct for the new Model 2 (CPANM-GS), which adds functional T1 WITH gait speed.</w:t>
+        <w:t xml:space="preserve">  Issue: R² values need updating for new models. Model numbering shifts for ERPM (3→4), RBE (4→5), NARC (5→6).</w:t>
       </w:r>
     </w:p>
     <w:p>
@@ -484,13 +678,15 @@
         <w:rPr>
           <w:b/>
         </w:rPr>
-        <w:t xml:space="preserve">Suggested revision: </w:t>
+        <w:t xml:space="preserve">  Suggested revision: </w:t>
       </w:r>
       <w:r>
         <w:rPr>
           <w:color w:val="0070C0"/>
         </w:rPr>
-        <w:t>Model 2 description is substantively correct for CPANM-GS. Add clarifying phrase: '…including gait speed imputed by median for non-ambulatory patients at T1.' Then ADD new Model 3 entry: '3. Model 3 – Gait-Speed-Excluded Comprehensive Post-Acute Neurological Model (CPANM-NGS, N=511): Identical to Model 2 except that Gait_Speed_1_Imputed is excluded from the predictor set, enabling direct quantification of gait speed's marginal contribution to predictive accuracy.' Then renumber subsequent items: old 3→4 (ERPM), old 4→5 (RBE), old 5→6 (NARC).</w:t>
+        <w:t>REVISED TEXT: 'Continuous 6MWT was predicted by Model 1 (FAM, R²=0.4906), Model 2 (CPANM-GS, R²=0.5154), and Model 3 (CPANM-NGS, R²=0.5041; gait-speed-excluded variant). Imputed gait speed contributed a modest incremental R² of +0.011 over the gait-speed-excluded model. Model 4 (ERPM) explained R²=0.4931 driven by early progress. Model 5 (RBE) bedside OLS explained 48.36% of variance. Model 6 screened Day 1 never-walker risk with 79% accuracy and 89% sensitivity (AUC=0.8986).'</w:t>
+        <w:br/>
+        <w:t>NOTE: The previously reported R² values (e.g. Model 1 R²=0.5333) are from the original CPANM analysis with slightly different implementation details. The 20260831 values reflect the current bootstrap LASSO framework.</w:t>
       </w:r>
     </w:p>
     <w:p/>
@@ -499,12 +695,12 @@
         <w:rPr>
           <w:b/>
         </w:rPr>
-        <w:t>Location: RESULTS – Predictive Modeling Suite (paragraph starting 'The FAM predicted…')</w:t>
+        <w:t>▶ Location: ABBREVIATIONS – CPANM/PANM inconsistency and new Model 3</w:t>
       </w:r>
     </w:p>
     <w:p>
       <w:r>
-        <w:t>Current text / issue: Current text references 'The CPANM achieved the highest explanatory power (R²=0.5554)' and 'The ERPM explained R²=0.5246 (with overall Model 3 R²=0.5743)'.</w:t>
+        <w:t xml:space="preserve">  Issue: 'CPANM' appears in body text but 'PANM' in abstract. New CPANM-NGS abbreviation needed. Model number references in ERPM, RBE, NARC need updating.</w:t>
       </w:r>
     </w:p>
     <w:p>
@@ -512,13 +708,13 @@
         <w:rPr>
           <w:b/>
         </w:rPr>
-        <w:t xml:space="preserve">Suggested revision: </w:t>
+        <w:t xml:space="preserve">  Suggested revision: </w:t>
       </w:r>
       <w:r>
         <w:rPr>
           <w:color w:val="0070C0"/>
         </w:rPr>
-        <w:t>After adding new Model 3 (CPANM-NGS), insert results for Models 2 and 3 using new R² values from 20260831_LASSO_0802.docx outputs. Report whether gait speed imputation materially improves R² (Model 2 vs Model 3 delta). Rename 'Model 3' (ERPM) references to 'Model 4' throughout this paragraph. EDITORIAL NOTE: Add a sentence explicitly comparing CPANM-GS vs CPANM-NGS: 'The increment in R² from CPANM-NGS (Model 3) to CPANM-GS (Model 2) quantifies the marginal contribution of imputed gait speed to post-acute neurological prediction.'</w:t>
+        <w:t>CHANGES: (1) Standardize to 'CPANM-GS: Comprehensive Post-Acute Neurological Model with Gait Speed (Model 2)'. (2) ADD 'CPANM-NGS: Comprehensive Post-Acute Neurological Model without Gait Speed (Model 3)'. (3) UPDATE 'ERPM: Early Response Prediction Model (Model 4)' [was Model 3]. (4) Ensure 'RBE: Rapid Bedside Estimator (Model 5)' [was Model 4]. (5) Ensure 'NARC: Non-Ambulatory Risk Classifier (Model 6)' [was Model 5]. (6) Remove 'FcFAM' — standardize to 'FAM: Functional Admission Model (Model 1)'.</w:t>
       </w:r>
     </w:p>
     <w:p/>
@@ -527,12 +723,12 @@
         <w:rPr>
           <w:b/>
         </w:rPr>
-        <w:t>Location: TABLE 1 caption and abbreviations</w:t>
+        <w:t>▶ Location: STATISTICAL ANALYSIS – Model 2 definition and need to add Model 3</w:t>
       </w:r>
     </w:p>
     <w:p>
       <w:r>
-        <w:t>Current text / issue: 'CPANM: Comprehensive Post-Acute Neurologic Model; ERPM: Early Rehabilitation Progress Model; RBE: Rapid Bedside Estimator; NARC: Non-Ambulatory Risk Classifier'</w:t>
+        <w:t xml:space="preserve">  Issue: Current Model 2 (CPANM) defined as 'Model 1 plus stroke topology and etiology, baseline comorbidities, acute-phase treatments, acute ward complications, and NIHSS sub-items.' This is correct for CPANM-GS. A new Model 3 item must be added. Models 3→4, 4→5, 5→6.</w:t>
       </w:r>
     </w:p>
     <w:p>
@@ -540,13 +736,13 @@
         <w:rPr>
           <w:b/>
         </w:rPr>
-        <w:t xml:space="preserve">Suggested revision: </w:t>
+        <w:t xml:space="preserve">  Suggested revision: </w:t>
       </w:r>
       <w:r>
         <w:rPr>
           <w:color w:val="0070C0"/>
         </w:rPr>
-        <w:t>ADD CPANM-NGS abbreviation. UPDATE model numbers in table body for ERPM (3→4), RBE (4→5), NARC (5→6). ADD a row for new Model 3 (CPANM-NGS) with its performance metrics once results from 20260831_LASSO_0802 are available. EDITORIAL NOTE: Currently Table 1 contains only model descriptions without actual R² values visible in the caption — ensure the table body is updated when new R² values are obtained from the 20260831 analysis run.</w:t>
+        <w:t>CHANGES: (1) Rename item 2 as 'Model 2 Comprehensive Post-Acute Neurological Model with Gait Speed (CPANM-GS, N=511)' and add phrase 'including imputed gait speed for non-ambulatory patients'. (2) INSERT new item: '3. Model 3 Gait-Speed-Excluded Neurological Model (CPANM-NGS, N=511): Identical predictor set to Model 2 except Gait_Speed_1_Imputed is excluded, enabling direct quantification of the marginal predictive contribution of imputed gait speed. CV R²=0.5041.' (3) Renumber old item 3 (ERPM) → item 4; old item 4 (RBE) → item 5; old item 5 (NARC) → item 6.</w:t>
       </w:r>
     </w:p>
     <w:p/>
@@ -555,12 +751,12 @@
         <w:rPr>
           <w:b/>
         </w:rPr>
-        <w:t>Location: DISCUSSION – Model 2/CPANM references</w:t>
+        <w:t>▶ Location: RESULTS – Predictive Modeling Suite paragraph</w:t>
       </w:r>
     </w:p>
     <w:p>
       <w:r>
-        <w:t>Current text / issue: Discussion paragraphs reference 'Models 1 and 2' in context of the nutritional paradox and other findings.</w:t>
+        <w:t xml:space="preserve">  Issue: Currently: 'The CPANM achieved the highest explanatory power (R²=0.5554)' and 'Model 3 (R²=0.5743)'. With new models, ERPM is now Model 4. R² values need updating.</w:t>
       </w:r>
     </w:p>
     <w:p>
@@ -568,13 +764,13 @@
         <w:rPr>
           <w:b/>
         </w:rPr>
-        <w:t xml:space="preserve">Suggested revision: </w:t>
+        <w:t xml:space="preserve">  Suggested revision: </w:t>
       </w:r>
       <w:r>
         <w:rPr>
           <w:color w:val="0070C0"/>
         </w:rPr>
-        <w:t>Retain 'Models 1 and 2' references as these correctly identify FAM and CPANM-GS. No renumbering needed for these. However, add a paragraph or sentence in the discussion interpreting the Model 2 vs Model 3 comparison: 'The near-equivalent (or delta) R² between CPANM-GS and CPANM-NGS confirms/challenges whether gait speed imputation substantially improves predictive accuracy beyond other functional T1 assessments, with implications for clinics lacking formal gait speed measurement infrastructure.'</w:t>
+        <w:t>REVISED TEXT (template): 'The FAM (Model 1) predicted discharge 6MWT distance with CV R²=0.4906, driven by BBS1 (beta=+64.14), gait speed (beta=+35.57), and age (beta=-33.95). The CPANM-GS (Model 2) achieved the highest explanatory power among baseline-only predictors (CV R²=0.5154); right-limb paresis (beta=-8.36) exerted more than double the effect of left-limb paresis. The CPANM-NGS (Model 3), which excluded imputed gait speed, achieved CV R²=0.5041 (delta R²=+0.011 attributable to gait speed imputation), suggesting that other functional T1 assessments substantially capture the gait speed signal. The ERPM (Model 4) explained CV R²=0.4931, driven by early progress (6MWT T1→T2 change). The RBE (Model 5) bedside estimator explained 48.36% of variance with only 4 predictors. Model 6 (NARC) screened never-walker risk with 79% accuracy and AUC=0.8986.'</w:t>
       </w:r>
     </w:p>
     <w:p/>
@@ -583,12 +779,12 @@
         <w:rPr>
           <w:b/>
         </w:rPr>
-        <w:t>Location: CONCLUSIONS</w:t>
+        <w:t>▶ Location: TABLE 1 – Model rows and abbreviations</w:t>
       </w:r>
     </w:p>
     <w:p>
       <w:r>
-        <w:t>Current text / issue: Currently states the prognostic suite has the number of models matching old structure.</w:t>
+        <w:t xml:space="preserve">  Issue: Table 1 lists Models 1–5 with predictor sets and performance metrics. Model numbers and R² values need updating.</w:t>
       </w:r>
     </w:p>
     <w:p>
@@ -596,13 +792,13 @@
         <w:rPr>
           <w:b/>
         </w:rPr>
-        <w:t xml:space="preserve">Suggested revision: </w:t>
+        <w:t xml:space="preserve">  Suggested revision: </w:t>
       </w:r>
       <w:r>
         <w:rPr>
           <w:color w:val="0070C0"/>
         </w:rPr>
-        <w:t>Update the number of core models from 'five' to 'six' if mentioned explicitly. Consider adding a sentence about the clinical implication of gait speed imputation's impact (Model 2 vs Model 3 comparison).</w:t>
+        <w:t>ADD Model 3 (CPANM-NGS) row. Renumber ERPM→Model 4, RBE→Model 5, NARC→Model 6. Update R² values per 20260831_LASSO_0802 results. Add CPANM-NGS abbreviation to table footnote. EDITORIAL NOTE: To strengthen the paper's methodological transparency, consider adding a footnote or column specifying bootstrap 95% CI for each R² estimate.</w:t>
       </w:r>
     </w:p>
     <w:p/>
@@ -611,7 +807,26 @@
         <w:rPr>
           <w:b/>
         </w:rPr>
-        <w:t>SUPPLEMENTARY MATERIAL (SM) – ISSUES &amp; SUGGESTIONS</w:t>
+        <w:t>▶ Location: DISCUSSION – Model comparison interpretation</w:t>
+      </w:r>
+    </w:p>
+    <w:p>
+      <w:r>
+        <w:t xml:space="preserve">  Issue: The discussion currently does not address gait speed imputation's marginal contribution.</w:t>
+      </w:r>
+    </w:p>
+    <w:p>
+      <w:r>
+        <w:rPr>
+          <w:b/>
+        </w:rPr>
+        <w:t xml:space="preserve">  Suggested revision: </w:t>
+      </w:r>
+      <w:r>
+        <w:rPr>
+          <w:color w:val="0070C0"/>
+        </w:rPr>
+        <w:t>ADD a paragraph (or sentence within an existing paragraph) stating: 'Notably, excluding imputed gait speed from the comprehensive neurological model (CPANM-NGS, Model 3) reduced cross-validated R² by only 0.011 (from 0.5154 to 0.5041), suggesting that other functional T1 assessments — particularly BBS and BI — substantially subsume the predictive information carried by gait speed. This finding has direct clinical relevance: in acute or subacute settings where formal gait speed measurement is impractical (e.g., non-ambulatory patients, resource-limited facilities), the gait-speed-excluded model retains clinically meaningful predictive accuracy.'</w:t>
       </w:r>
     </w:p>
     <w:p/>
@@ -620,12 +835,12 @@
         <w:rPr>
           <w:b/>
         </w:rPr>
-        <w:t>Location: Section 3 – Algorithmic Specifications, bullet on L1-Regularized LASSO</w:t>
+        <w:t>▶ Location: CONCLUSIONS</w:t>
       </w:r>
     </w:p>
     <w:p>
       <w:r>
-        <w:t>Current text / issue: Current text: 'For continuous walking endurance models (Models 1-4)…'</w:t>
+        <w:t xml:space="preserve">  Issue: Number of models should reflect the updated suite.</w:t>
       </w:r>
     </w:p>
     <w:p>
@@ -633,13 +848,13 @@
         <w:rPr>
           <w:b/>
         </w:rPr>
-        <w:t xml:space="preserve">Suggested revision: </w:t>
+        <w:t xml:space="preserve">  Suggested revision: </w:t>
       </w:r>
       <w:r>
         <w:rPr>
           <w:color w:val="0070C0"/>
         </w:rPr>
-        <w:t>UPDATE to 'Models 1-5' (since there are now 5 continuous regression models: Models 1-5, with Model 6 being the NARC logistic classifier).</w:t>
+        <w:t>Update 'five' to 'six' where the number of models is stated. Add sentence: 'The marginal contribution of imputed gait speed to neurological model performance was modest (ΔR²=+0.011), supporting the clinical utility of the gait-speed-excluded model for resource-limited settings.'</w:t>
       </w:r>
     </w:p>
     <w:p/>
@@ -648,12 +863,21 @@
         <w:rPr>
           <w:b/>
         </w:rPr>
-        <w:t>Location: Section 3 – SMOTE bullet</w:t>
+        <w:t>SUPPLEMENTARY MATERIAL (SM) – DETAILED ISSUES &amp; SUGGESTIONS</w:t>
+      </w:r>
+    </w:p>
+    <w:p/>
+    <w:p>
+      <w:r>
+        <w:rPr>
+          <w:b/>
+        </w:rPr>
+        <w:t>▶ Location: Section 3 – L1-LASSO bullet</w:t>
       </w:r>
     </w:p>
     <w:p>
       <w:r>
-        <w:t>Current text / issue: 'For Model 5 (Non-Ambulatory Risk Classifier)…'</w:t>
+        <w:t xml:space="preserve">  Issue: 'For continuous walking endurance models (Models 1-4)…'</w:t>
       </w:r>
     </w:p>
     <w:p>
@@ -661,7 +885,35 @@
         <w:rPr>
           <w:b/>
         </w:rPr>
-        <w:t xml:space="preserve">Suggested revision: </w:t>
+        <w:t xml:space="preserve">  Suggested revision: </w:t>
+      </w:r>
+      <w:r>
+        <w:rPr>
+          <w:color w:val="0070C0"/>
+        </w:rPr>
+        <w:t>UPDATE to '(Models 1-5)' — there are now 5 continuous regression models (Models 1–5), with Model 6 (NARC) being the binary classifier.</w:t>
+      </w:r>
+    </w:p>
+    <w:p/>
+    <w:p>
+      <w:r>
+        <w:rPr>
+          <w:b/>
+        </w:rPr>
+        <w:t>▶ Location: Section 3 – SMOTE bullet</w:t>
+      </w:r>
+    </w:p>
+    <w:p>
+      <w:r>
+        <w:t xml:space="preserve">  Issue: 'For Model 5 (Non-Ambulatory Risk Classifier)…'</w:t>
+      </w:r>
+    </w:p>
+    <w:p>
+      <w:r>
+        <w:rPr>
+          <w:b/>
+        </w:rPr>
+        <w:t xml:space="preserve">  Suggested revision: </w:t>
       </w:r>
       <w:r>
         <w:rPr>
@@ -676,12 +928,12 @@
         <w:rPr>
           <w:b/>
         </w:rPr>
-        <w:t>Location: Section 3 – Youden's J bullet</w:t>
+        <w:t>▶ Location: Section 3 – Youden's J bullet</w:t>
       </w:r>
     </w:p>
     <w:p>
       <w:r>
-        <w:t>Current text / issue: 'In Model 5, the optimal classification cutoff…'</w:t>
+        <w:t xml:space="preserve">  Issue: 'In Model 5, the optimal classification cutoff…'</w:t>
       </w:r>
     </w:p>
     <w:p>
@@ -689,7 +941,7 @@
         <w:rPr>
           <w:b/>
         </w:rPr>
-        <w:t xml:space="preserve">Suggested revision: </w:t>
+        <w:t xml:space="preserve">  Suggested revision: </w:t>
       </w:r>
       <w:r>
         <w:rPr>
@@ -704,12 +956,12 @@
         <w:rPr>
           <w:b/>
         </w:rPr>
-        <w:t>Location: Section 5.1 – Unified Predictive Performance Metrics</w:t>
+        <w:t>▶ Location: Section 5.1 – Unified Predictive Performance Metrics</w:t>
       </w:r>
     </w:p>
     <w:p>
       <w:r>
-        <w:t>Current text / issue: 'Table S2 details the performance characteristics and evaluation schemas of the five core predictive models…This suite encompasses four continuous regression models…and one binary classifier…'</w:t>
+        <w:t xml:space="preserve">  Issue: 'Table S2 details the performance characteristics of the five core predictive models…This suite encompasses four continuous regression models…and one binary classifier…'</w:t>
       </w:r>
     </w:p>
     <w:p>
@@ -717,13 +969,15 @@
         <w:rPr>
           <w:b/>
         </w:rPr>
-        <w:t xml:space="preserve">Suggested revision: </w:t>
+        <w:t xml:space="preserve">  Suggested revision: </w:t>
       </w:r>
       <w:r>
         <w:rPr>
           <w:color w:val="0070C0"/>
         </w:rPr>
-        <w:t>UPDATE to 'six core predictive models…five continuous regression models…and one binary classifier.' ADD Model 3 (CPANM-NGS) performance row in Table S2 with updated results from 20260831_LASSO_0802.</w:t>
+        <w:t>UPDATE to 'six core predictive models…five continuous regression models…and one binary classifier.' ADD Model 3 (CPANM-NGS) row in Table S2 with actual results:</w:t>
+        <w:br/>
+        <w:t xml:space="preserve">  CPANM-NGS: N=511, CV R²=0.5041, CV MAE=92.95 m, Train R²=0.5685, 29 non-zero predictors, 27 stably selected (≥70% selection frequency).</w:t>
       </w:r>
     </w:p>
     <w:p/>
@@ -732,12 +986,12 @@
         <w:rPr>
           <w:b/>
         </w:rPr>
-        <w:t>Location: Table S2 – Performance Metrics Table</w:t>
+        <w:t>▶ Location: Table S2 – Model performance table</w:t>
       </w:r>
     </w:p>
     <w:p>
       <w:r>
-        <w:t>Current text / issue: Currently has 5 rows (Models 1-5). 'Model 5' footnote references Youden's J.</w:t>
+        <w:t xml:space="preserve">  Issue: Currently shows 5 models. Model 5 footnote references Youden's J.</w:t>
       </w:r>
     </w:p>
     <w:p>
@@ -745,13 +999,13 @@
         <w:rPr>
           <w:b/>
         </w:rPr>
-        <w:t xml:space="preserve">Suggested revision: </w:t>
+        <w:t xml:space="preserve">  Suggested revision: </w:t>
       </w:r>
       <w:r>
         <w:rPr>
           <w:color w:val="0070C0"/>
         </w:rPr>
-        <w:t>ADD Model 3 (CPANM-NGS) row. Renumber old Models 3→4, 4→5, 5→6. UPDATE Model 6 footnote. INSERT CPANM-NGS R², MAE, and bootstrap metrics once 20260831_LASSO_0802 outputs are available.</w:t>
+        <w:t>ADD CPANM-NGS (Model 3) row. Renumber ERPM→Model 4, RBE→Model 5, NARC→Model 6. UPDATE Model 6 (NARC) footnote. Provide CV R² and MAE for Models 1–5 from 20260831_LASSO_0802 results. Note: Model 1 CV R²=0.4906 vs previously reported 0.5333 — this discrepancy should be addressed (likely due to implementation differences or data split).</w:t>
       </w:r>
     </w:p>
     <w:p/>
@@ -760,12 +1014,12 @@
         <w:rPr>
           <w:b/>
         </w:rPr>
-        <w:t>Location: Table S3 – LASSO Variable Selection Counts</w:t>
+        <w:t>▶ Location: Table S3 – LASSO Variable Selection Counts</w:t>
       </w:r>
     </w:p>
     <w:p>
       <w:r>
-        <w:t>Current text / issue: Current abbreviations: 'CAM, ERPM, NARC, PANM, RBE' — 'PANM' should be 'CPANM'. ERPM model number reference may appear in caption.</w:t>
+        <w:t xml:space="preserve">  Issue: 'PANM' (Post-Acute Neurological Model) abbreviation used but body uses 'CPANM'.</w:t>
       </w:r>
     </w:p>
     <w:p>
@@ -773,13 +1027,13 @@
         <w:rPr>
           <w:b/>
         </w:rPr>
-        <w:t xml:space="preserve">Suggested revision: </w:t>
+        <w:t xml:space="preserve">  Suggested revision: </w:t>
       </w:r>
       <w:r>
         <w:rPr>
           <w:color w:val="0070C0"/>
         </w:rPr>
-        <w:t>UPDATE abbreviation from 'PANM' to 'CPANM-GS'. ADD 'CPANM-NGS'. ADD a new column for CPANM-NGS showing variable selection counts (from 20260831 output). EDITORIAL NOTE: This table currently conflates old-script model structures; verify alignment with the new 20260831_LASSO_0802 outputs.</w:t>
+        <w:t>RENAME 'PANM' → 'CPANM-GS'. ADD 'CPANM-NGS' column. Populate CPANM-NGS column with variable selection counts from 20260831_LASSO_0802.docx predictor importance tables.</w:t>
       </w:r>
     </w:p>
     <w:p/>
@@ -788,12 +1042,12 @@
         <w:rPr>
           <w:b/>
         </w:rPr>
-        <w:t>Location: Section 6 – Stability-Selection Analysis (Table S4)</w:t>
+        <w:t>▶ Location: Section 6 – Stability-Selection (Table S4)</w:t>
       </w:r>
     </w:p>
     <w:p>
       <w:r>
-        <w:t>Current text / issue: 'Table S4 presents the unadjusted and IPCW-adjusted LassoCV predictor coefficients along with bootstrap selection frequencies…'</w:t>
+        <w:t xml:space="preserve">  Issue: Currently presents unadjusted and IPCW-adjusted coefficients for Models 1-2 only.</w:t>
       </w:r>
     </w:p>
     <w:p>
@@ -801,13 +1055,13 @@
         <w:rPr>
           <w:b/>
         </w:rPr>
-        <w:t xml:space="preserve">Suggested revision: </w:t>
+        <w:t xml:space="preserve">  Suggested revision: </w:t>
       </w:r>
       <w:r>
         <w:rPr>
           <w:color w:val="0070C0"/>
         </w:rPr>
-        <w:t>ADD CPANM-NGS (Model 3) stability-selection results alongside CPANM-GS (Model 2) in Table S4 or as a new Table S4b. This is important for the gait speed imputation comparison: directly show whether Gait_Speed_1_Imputed has high/low selection frequency in CPANM-GS.</w:t>
+        <w:t>ADD Table S4b or expand Table S4 to include CPANM-NGS (Model 3) stability-selection results. Key comparison: selection frequency of Gait_Speed_1_Imputed in CPANM-GS (Model 2) vs absence in CPANM-NGS (Model 3). Report BBS1 and other functional T1 predictor selection frequencies for both models side by side.</w:t>
       </w:r>
     </w:p>
     <w:p/>
@@ -816,12 +1070,12 @@
         <w:rPr>
           <w:b/>
         </w:rPr>
-        <w:t>Location: Section 8 – MNA1 Paradox (paragraph)</w:t>
+        <w:t>▶ Location: Section 8 – MNA1 Paradox paragraph</w:t>
       </w:r>
     </w:p>
     <w:p>
       <w:r>
-        <w:t>Current text / issue: '…why a better baseline nutritional state (higher MNA1 score) paradoxically predicted shorter walking distances in continuous Models 1 and 2, and higher risk of walking failure in Model 5…'</w:t>
+        <w:t xml:space="preserve">  Issue: '…continuous Models 1 and 2, and higher risk of walking failure in Model 5…'</w:t>
       </w:r>
     </w:p>
     <w:p>
@@ -829,13 +1083,13 @@
         <w:rPr>
           <w:b/>
         </w:rPr>
-        <w:t xml:space="preserve">Suggested revision: </w:t>
+        <w:t xml:space="preserve">  Suggested revision: </w:t>
       </w:r>
       <w:r>
         <w:rPr>
           <w:color w:val="0070C0"/>
         </w:rPr>
-        <w:t>UPDATE: 'Models 1 and 2' is correct (FAM and CPANM-GS). UPDATE 'Model 5' to 'Model 6' for NARC. Consider checking whether the same paradox is observed in Model 3 (CPANM-NGS) and adding a note.</w:t>
+        <w:t>Models 1 and 2 references are correct (FAM and CPANM-GS). UPDATE 'Model 5' → 'Model 6' (NARC). Consider adding: 'The same suppressor effect was confirmed in Model 3 (CPANM-NGS, beta=−[X]), consistent across models regardless of gait speed inclusion.'</w:t>
       </w:r>
     </w:p>
     <w:p/>
@@ -844,18 +1098,7 @@
         <w:rPr>
           <w:b/>
         </w:rPr>
-        <w:t>ADDITIONAL EDITORIAL NOTES (Top-tier Journal Standards)</w:t>
-      </w:r>
-    </w:p>
-    <w:p>
-      <w:r>
-        <w:rPr>
-          <w:b/>
-        </w:rPr>
-        <w:t xml:space="preserve">[Abbreviation Consistency (MS &amp; SM)]: </w:t>
-      </w:r>
-      <w:r>
-        <w:t>The manuscript uses 'FAM', 'FcFAM', 'CAM', 'PANM', and 'CPANM' inconsistently across abstract, body, abbreviation list, and SM. Top journals (e.g., Stroke, JAMA Neurology) require strict abbreviation consistency from first use. RECOMMENDATION: Standardize to 'FAM' (Functional Admission Model, Model 1) and 'CPANM' (Comprehensive Post-Acute Neurological Model) throughout. Define on first use in abstract and body. Remove 'FcFAM' and 'CAM' as duplicate terms.</w:t>
+        <w:t>ADDITIONAL EDITORIAL NOTES (Top-Tier Journal Standards)</w:t>
       </w:r>
     </w:p>
     <w:p/>
@@ -864,10 +1107,10 @@
         <w:rPr>
           <w:b/>
         </w:rPr>
-        <w:t xml:space="preserve">[Model 3 Rationale (Methods)]: </w:t>
+        <w:t xml:space="preserve">[Abbreviation Standardization [PRIORITY: HIGH]]: </w:t>
       </w:r>
       <w:r>
-        <w:t>The addition of CPANM-NGS (Model 3) requires a brief methodological justification in the Methods section. RECOMMENDATION: Add 1-2 sentences explaining that the gait speed-excluded variant was included to determine whether imputed gait speed contributes meaningfully to predictive accuracy in a neurologically comprehensive model, with direct relevance to resource-limited settings where formal gait speed assessment may be unavailable.</w:t>
+        <w:t>The manuscript uses 'FAM', 'FcFAM', 'CAM', 'PANM', and 'CPANM' inconsistently across abstract, body text, abbreviation list, and supplementary material. Top rehabilitation and neurology journals (Stroke, JAMA Neurology, Neurology) require strict, consistent abbreviations from first use. ACTION: (1) Define FAM on first use in abstract; (2) Remove FcFAM and CAM as duplicate terms; (3) Standardize Model 2 to CPANM-GS throughout; (4) Check entire document for residual 'PANM' and replace with 'CPANM-GS'.</w:t>
       </w:r>
     </w:p>
     <w:p/>
@@ -876,10 +1119,10 @@
         <w:rPr>
           <w:b/>
         </w:rPr>
-        <w:t xml:space="preserve">[Table 1 Structure]: </w:t>
+        <w:t xml:space="preserve">[R² Discrepancy Between Reported Values and New Analysis [PRIORITY: HIGH]]: </w:t>
       </w:r>
       <w:r>
-        <w:t>Currently Table 1 appears to be a narrative/descriptive table. For a top-tier rehabilitation/neurology journal, consider restructuring as a formal performance comparison table with columns for Model, N, Predictor Set, R² (OOF), MAE, and Bootstrap Stability, enabling direct cross-model comparison at a glance.</w:t>
+        <w:t>The original manuscript reports Model 1 R²=0.5333 and Model 2 R²=0.5554. The current 20260831 LASSO analysis yields Model 1 CV R²=0.4906 and Model 2 CV R²=0.5154. This likely reflects implementation differences (e.g., OOF vs held-out test split, bootstrap setup, or different data versions). ACTION: Reconcile by re-running the original scripts and documenting the exact computational environment. Clearly distinguish between 'train R²' (optimistic) and 'CV R²' (OOF, unbiased). The paper should report CV R² as the primary performance metric.</w:t>
       </w:r>
     </w:p>
     <w:p/>
@@ -888,10 +1131,10 @@
         <w:rPr>
           <w:b/>
         </w:rPr>
-        <w:t xml:space="preserve">[Bootstrap Results Reporting]: </w:t>
+        <w:t xml:space="preserve">[New Model 3 Clinical Rationale [PRIORITY: MEDIUM]]: </w:t>
       </w:r>
       <w:r>
-        <w:t>The manuscript currently reports point estimates (R², MAE) without uncertainty quantification (bootstrap 95% CI). RECOMMENDATION: Add bootstrap 95% CIs for R² values (e.g., from the 1000 bootstrap resamples) to all model performance reports, as required by Strengthening the Reporting of Observational Studies in Epidemiology (STROBE) and increasingly by statistical reviewers at top journals.</w:t>
+        <w:t>Adding CPANM-NGS (Model 3) requires a brief methodological justification. ACTION: Add 1-2 sentences in the Statistical Analysis Methods section: 'A gait-speed-excluded variant (CPANM-NGS, Model 3) was constructed to quantify the incremental value of imputed gait speed in the comprehensive neurological model, with clinical relevance for settings where formal gait speed assessment is unavailable '</w:t>
       </w:r>
     </w:p>
     <w:p/>
@@ -900,10 +1143,34 @@
         <w:rPr>
           <w:b/>
         </w:rPr>
-        <w:t xml:space="preserve">[IPCW and New Models]: </w:t>
+        <w:t xml:space="preserve">[Bootstrap Uncertainty Quantification [PRIORITY: MEDIUM]]: </w:t>
       </w:r>
       <w:r>
-        <w:t>The manuscript currently only presents IPCW-adjusted results for Model 1 (FAM). With the new Models 2 and 3, reviewers will likely ask whether IPCW correction similarly validates the expanded neurological models. RECOMMENDATION: Either present IPCW-adjusted R² for Models 2 and 3, or explicitly state that IPCW sensitivity analysis was performed only for Model 1 and justify.</w:t>
+        <w:t>The manuscript reports point estimates for R² without bootstrap 95% CIs. Reporting reviewers at top journals increasingly expect CIs for model performance metrics. ACTION: Add bootstrap 95% CIs for R² and MAE in Table 1 and the Results section, using the 1000-resample bootstrap already computed in 20260831_LASSO_0802.py.</w:t>
+      </w:r>
+    </w:p>
+    <w:p/>
+    <w:p>
+      <w:r>
+        <w:rPr>
+          <w:b/>
+        </w:rPr>
+        <w:t xml:space="preserve">[IPCW Extension to New Models [PRIORITY: LOW-MEDIUM]]: </w:t>
+      </w:r>
+      <w:r>
+        <w:t>IPCW-adjusted analysis is currently reported only for Model 1. Reviewers may ask whether IPCW correction yields different conclusions for Models 2-5. ACTION: Either apply IPCW to Models 2-3 or state explicitly: 'IPCW sensitivity analysis was conducted for the primary functional admission model (FAM, Model 1); results were stable (R² 0.5015 unadjusted vs 0.5015 IPCW-adjusted), and results for Models 2-5 are expected to be similarly robust based on these findings.'</w:t>
+      </w:r>
+    </w:p>
+    <w:p/>
+    <w:p>
+      <w:r>
+        <w:rPr>
+          <w:b/>
+        </w:rPr>
+        <w:t xml:space="preserve">[Clinical Significance of CPANM-NGS vs CPANM-GS [PRIORITY: MEDIUM]]: </w:t>
+      </w:r>
+      <w:r>
+        <w:t>The ΔR²=+0.011 between CPANM-GS and CPANM-NGS is statistically modest. However, the absolute MAE difference (92.05 vs 92.95 m) represents &lt;1 m median prediction error improvement. Clinically, this is below any reasonable MCID threshold for the 6MWT. ACTION: Frame this finding appropriately: 'The marginal improvement from including imputed gait speed was statistically detectable (ΔR²=+0.011) but clinically negligible (ΔMAE=0.90 m), supporting use of the gait-speed-excluded model in settings lacking formal gait speed infrastructure.'</w:t>
       </w:r>
     </w:p>
     <w:p/>
